--- a/项目文档/程序设计项目实践PBLF-游戏商城比价系统-项目报告.docx
+++ b/项目文档/程序设计项目实践PBLF-游戏商城比价系统-项目报告.docx
@@ -32,7 +32,7 @@
                     </pic:cNvPicPr>
                   </pic:nvPicPr>
                   <pic:blipFill>
-                    <a:blip r:embed="rId7" cstate="print">
+                    <a:blip r:embed="rId9" cstate="print">
                       <a:extLst>
                         <a:ext uri="{28A0092B-C50C-407E-A947-70E740481C1C}">
                           <a14:useLocalDpi xmlns:a14="http://schemas.microsoft.com/office/drawing/2010/main" val="0"/>
@@ -1250,7 +1250,11 @@
           </mc:Choice>
           <mc:Fallback>
             <w:pict>
-              <v:shape w14:anchorId="4730E3B4" id="文本框 2" o:spid="_x0000_s1027" type="#_x0000_t202" style="position:absolute;margin-left:-10.5pt;margin-top:50.05pt;width:468pt;height:459.75pt;z-index:251660288;visibility:visible;mso-wrap-style:square;mso-wrap-distance-left:9pt;mso-wrap-distance-top:0;mso-wrap-distance-right:9pt;mso-wrap-distance-bottom:0;mso-position-horizontal:absolute;mso-position-horizontal-relative:text;mso-position-vertical:absolute;mso-position-vertical-relative:text;v-text-anchor:top" o:gfxdata="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" filled="f" stroked="f">
+              <v:shapetype w14:anchorId="4730E3B4" id="_x0000_t202" coordsize="21600,21600" o:spt="202" path="m,l,21600r21600,l21600,xe">
+                <v:stroke joinstyle="miter"/>
+                <v:path gradientshapeok="t" o:connecttype="rect"/>
+              </v:shapetype>
+              <v:shape id="文本框 2" o:spid="_x0000_s1027" type="#_x0000_t202" style="position:absolute;margin-left:-10.5pt;margin-top:50.05pt;width:468pt;height:459.75pt;z-index:251660288;visibility:visible;mso-wrap-style:square;mso-wrap-distance-left:9pt;mso-wrap-distance-top:0;mso-wrap-distance-right:9pt;mso-wrap-distance-bottom:0;mso-position-horizontal:absolute;mso-position-horizontal-relative:text;mso-position-vertical:absolute;mso-position-vertical-relative:text;v-text-anchor:top" o:gfxdata="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" filled="f" stroked="f">
                 <v:textbox>
                   <w:txbxContent>
                     <w:p>
@@ -3429,6 +3433,22 @@
         </w:rPr>
         <w:t>雷昊：负责头文件建立，主函数，登录验证函数，程序部分调试，编译</w:t>
       </w:r>
+      <w:r>
+        <w:rPr>
+          <w:rFonts w:ascii="Times New Roman" w:eastAsia="宋体" w:hAnsi="Times New Roman" w:cs="Times New Roman" w:hint="eastAsia"/>
+          <w:sz w:val="24"/>
+          <w:szCs w:val="24"/>
+        </w:rPr>
+        <w:t>(</w:t>
+      </w:r>
+      <w:r>
+        <w:rPr>
+          <w:rFonts w:ascii="Times New Roman" w:eastAsia="宋体" w:hAnsi="Times New Roman" w:cs="Times New Roman"/>
+          <w:sz w:val="24"/>
+          <w:szCs w:val="24"/>
+        </w:rPr>
+        <w:t>28%)</w:t>
+      </w:r>
     </w:p>
     <w:p>
       <w:pPr>
@@ -3449,6 +3469,22 @@
         </w:rPr>
         <w:t>詹正祺：负责查找函数和显示函数，项目汇报展示筹备</w:t>
       </w:r>
+      <w:r>
+        <w:rPr>
+          <w:rFonts w:ascii="Times New Roman" w:eastAsia="宋体" w:hAnsi="Times New Roman" w:cs="Times New Roman" w:hint="eastAsia"/>
+          <w:sz w:val="24"/>
+          <w:szCs w:val="24"/>
+        </w:rPr>
+        <w:t>(</w:t>
+      </w:r>
+      <w:r>
+        <w:rPr>
+          <w:rFonts w:ascii="Times New Roman" w:eastAsia="宋体" w:hAnsi="Times New Roman" w:cs="Times New Roman"/>
+          <w:sz w:val="24"/>
+          <w:szCs w:val="24"/>
+        </w:rPr>
+        <w:t>21%)</w:t>
+      </w:r>
     </w:p>
     <w:p>
       <w:pPr>
@@ -3469,6 +3505,30 @@
         </w:rPr>
         <w:t>刘卓函：负责排序函数，项目测试</w:t>
       </w:r>
+      <w:r>
+        <w:rPr>
+          <w:rFonts w:ascii="Times New Roman" w:eastAsia="宋体" w:hAnsi="Times New Roman" w:cs="Times New Roman" w:hint="eastAsia"/>
+          <w:sz w:val="24"/>
+          <w:szCs w:val="24"/>
+        </w:rPr>
+        <w:t>，制作项目文档</w:t>
+      </w:r>
+      <w:r>
+        <w:rPr>
+          <w:rFonts w:ascii="Times New Roman" w:eastAsia="宋体" w:hAnsi="Times New Roman" w:cs="Times New Roman" w:hint="eastAsia"/>
+          <w:sz w:val="24"/>
+          <w:szCs w:val="24"/>
+        </w:rPr>
+        <w:t>(</w:t>
+      </w:r>
+      <w:r>
+        <w:rPr>
+          <w:rFonts w:ascii="Times New Roman" w:eastAsia="宋体" w:hAnsi="Times New Roman" w:cs="Times New Roman"/>
+          <w:sz w:val="24"/>
+          <w:szCs w:val="24"/>
+        </w:rPr>
+        <w:t>24%)</w:t>
+      </w:r>
     </w:p>
     <w:p>
       <w:pPr>
@@ -3476,18 +3536,52 @@
         <w:spacing w:beforeLines="30" w:before="93" w:line="300" w:lineRule="auto"/>
         <w:ind w:firstLine="480"/>
         <w:rPr>
+          <w:rFonts w:ascii="Times New Roman" w:eastAsia="宋体" w:hAnsi="Times New Roman" w:cs="Times New Roman"/>
+          <w:sz w:val="24"/>
+          <w:szCs w:val="24"/>
+        </w:rPr>
+      </w:pPr>
+      <w:r>
+        <w:rPr>
           <w:rFonts w:ascii="Times New Roman" w:eastAsia="宋体" w:hAnsi="Times New Roman" w:cs="Times New Roman" w:hint="eastAsia"/>
           <w:sz w:val="24"/>
           <w:szCs w:val="24"/>
         </w:rPr>
-      </w:pPr>
+        <w:t>陈俊宇：负责增、</w:t>
+      </w:r>
+      <w:proofErr w:type="gramStart"/>
       <w:r>
         <w:rPr>
           <w:rFonts w:ascii="Times New Roman" w:eastAsia="宋体" w:hAnsi="Times New Roman" w:cs="Times New Roman" w:hint="eastAsia"/>
           <w:sz w:val="24"/>
           <w:szCs w:val="24"/>
         </w:rPr>
-        <w:t>陈俊宇：负责增、删、改、存函数的建立，代码整体优化，流程图的绘制</w:t>
+        <w:t>删</w:t>
+      </w:r>
+      <w:proofErr w:type="gramEnd"/>
+      <w:r>
+        <w:rPr>
+          <w:rFonts w:ascii="Times New Roman" w:eastAsia="宋体" w:hAnsi="Times New Roman" w:cs="Times New Roman" w:hint="eastAsia"/>
+          <w:sz w:val="24"/>
+          <w:szCs w:val="24"/>
+        </w:rPr>
+        <w:t>、改、存函数的建立，代码整体优化，流程图的绘制</w:t>
+      </w:r>
+      <w:r>
+        <w:rPr>
+          <w:rFonts w:ascii="Times New Roman" w:eastAsia="宋体" w:hAnsi="Times New Roman" w:cs="Times New Roman" w:hint="eastAsia"/>
+          <w:sz w:val="24"/>
+          <w:szCs w:val="24"/>
+        </w:rPr>
+        <w:t>(</w:t>
+      </w:r>
+      <w:r>
+        <w:rPr>
+          <w:rFonts w:ascii="Times New Roman" w:eastAsia="宋体" w:hAnsi="Times New Roman" w:cs="Times New Roman"/>
+          <w:sz w:val="24"/>
+          <w:szCs w:val="24"/>
+        </w:rPr>
+        <w:t>27%)</w:t>
       </w:r>
     </w:p>
     <w:p>
@@ -3884,7 +3978,7 @@
                     </pic:cNvPicPr>
                   </pic:nvPicPr>
                   <pic:blipFill>
-                    <a:blip r:embed="rId8"/>
+                    <a:blip r:embed="rId10"/>
                     <a:stretch>
                       <a:fillRect/>
                     </a:stretch>
@@ -3956,17 +4050,9 @@
         <w:rPr>
           <w:rFonts w:ascii="Times New Roman" w:hAnsi="Times New Roman" w:cs="Times New Roman"/>
         </w:rPr>
-        <w:t>a_</w:t>
-      </w:r>
-      <w:proofErr w:type="gramStart"/>
-      <w:r>
-        <w:rPr>
-          <w:rFonts w:ascii="Times New Roman" w:hAnsi="Times New Roman" w:cs="Times New Roman"/>
-        </w:rPr>
-        <w:t>Game</w:t>
+        <w:t>a_Game</w:t>
       </w:r>
       <w:proofErr w:type="spellEnd"/>
-      <w:proofErr w:type="gramEnd"/>
     </w:p>
     <w:p>
       <w:pPr>
@@ -3998,7 +4084,7 @@
                     </pic:cNvPicPr>
                   </pic:nvPicPr>
                   <pic:blipFill>
-                    <a:blip r:embed="rId9"/>
+                    <a:blip r:embed="rId11"/>
                     <a:stretch>
                       <a:fillRect/>
                     </a:stretch>
@@ -4066,7 +4152,7 @@
                     </pic:cNvPicPr>
                   </pic:nvPicPr>
                   <pic:blipFill>
-                    <a:blip r:embed="rId10"/>
+                    <a:blip r:embed="rId12"/>
                     <a:stretch>
                       <a:fillRect/>
                     </a:stretch>
@@ -4142,7 +4228,7 @@
                     </pic:cNvPicPr>
                   </pic:nvPicPr>
                   <pic:blipFill>
-                    <a:blip r:embed="rId11"/>
+                    <a:blip r:embed="rId13"/>
                     <a:stretch>
                       <a:fillRect/>
                     </a:stretch>
@@ -4232,7 +4318,7 @@
                     </pic:cNvPicPr>
                   </pic:nvPicPr>
                   <pic:blipFill>
-                    <a:blip r:embed="rId12"/>
+                    <a:blip r:embed="rId14"/>
                     <a:stretch>
                       <a:fillRect/>
                     </a:stretch>
@@ -4336,7 +4422,7 @@
                     </pic:cNvPicPr>
                   </pic:nvPicPr>
                   <pic:blipFill>
-                    <a:blip r:embed="rId13"/>
+                    <a:blip r:embed="rId15"/>
                     <a:stretch>
                       <a:fillRect/>
                     </a:stretch>
@@ -4362,7 +4448,7 @@
           <w:noProof/>
         </w:rPr>
         <w:drawing>
-          <wp:anchor distT="0" distB="0" distL="114300" distR="114300" simplePos="0" relativeHeight="251661312" behindDoc="0" locked="0" layoutInCell="1" allowOverlap="1" wp14:anchorId="0829CEEF" wp14:editId="46F46C48">
+          <wp:anchor distT="0" distB="0" distL="114300" distR="114300" simplePos="0" relativeHeight="251661312" behindDoc="0" locked="0" layoutInCell="1" allowOverlap="1" wp14:anchorId="0829CEEF" wp14:editId="2E9603CB">
             <wp:simplePos x="0" y="0"/>
             <wp:positionH relativeFrom="column">
               <wp:posOffset>-2540</wp:posOffset>
@@ -4387,7 +4473,7 @@
                     </pic:cNvPicPr>
                   </pic:nvPicPr>
                   <pic:blipFill>
-                    <a:blip r:embed="rId14" cstate="print">
+                    <a:blip r:embed="rId16" cstate="print">
                       <a:extLst>
                         <a:ext uri="{28A0092B-C50C-407E-A947-70E740481C1C}">
                           <a14:useLocalDpi xmlns:a14="http://schemas.microsoft.com/office/drawing/2010/main" val="0"/>
@@ -4445,7 +4531,7 @@
                     </pic:cNvPicPr>
                   </pic:nvPicPr>
                   <pic:blipFill>
-                    <a:blip r:embed="rId15"/>
+                    <a:blip r:embed="rId17"/>
                     <a:stretch>
                       <a:fillRect/>
                     </a:stretch>
@@ -4488,7 +4574,7 @@
                     </pic:cNvPicPr>
                   </pic:nvPicPr>
                   <pic:blipFill>
-                    <a:blip r:embed="rId16"/>
+                    <a:blip r:embed="rId18"/>
                     <a:stretch>
                       <a:fillRect/>
                     </a:stretch>
@@ -4531,7 +4617,7 @@
                     </pic:cNvPicPr>
                   </pic:nvPicPr>
                   <pic:blipFill>
-                    <a:blip r:embed="rId17"/>
+                    <a:blip r:embed="rId19"/>
                     <a:stretch>
                       <a:fillRect/>
                     </a:stretch>
@@ -4575,7 +4661,7 @@
                     </pic:cNvPicPr>
                   </pic:nvPicPr>
                   <pic:blipFill>
-                    <a:blip r:embed="rId18"/>
+                    <a:blip r:embed="rId20"/>
                     <a:stretch>
                       <a:fillRect/>
                     </a:stretch>
@@ -4618,7 +4704,7 @@
                     </pic:cNvPicPr>
                   </pic:nvPicPr>
                   <pic:blipFill>
-                    <a:blip r:embed="rId19"/>
+                    <a:blip r:embed="rId21"/>
                     <a:stretch>
                       <a:fillRect/>
                     </a:stretch>
@@ -4689,7 +4775,7 @@
                     </pic:cNvPicPr>
                   </pic:nvPicPr>
                   <pic:blipFill>
-                    <a:blip r:embed="rId20"/>
+                    <a:blip r:embed="rId22"/>
                     <a:stretch>
                       <a:fillRect/>
                     </a:stretch>
@@ -4732,7 +4818,7 @@
                     </pic:cNvPicPr>
                   </pic:nvPicPr>
                   <pic:blipFill>
-                    <a:blip r:embed="rId21"/>
+                    <a:blip r:embed="rId23"/>
                     <a:stretch>
                       <a:fillRect/>
                     </a:stretch>
@@ -4784,7 +4870,7 @@
                     </pic:cNvPicPr>
                   </pic:nvPicPr>
                   <pic:blipFill>
-                    <a:blip r:embed="rId22"/>
+                    <a:blip r:embed="rId24"/>
                     <a:stretch>
                       <a:fillRect/>
                     </a:stretch>
@@ -4827,7 +4913,7 @@
                     </pic:cNvPicPr>
                   </pic:nvPicPr>
                   <pic:blipFill>
-                    <a:blip r:embed="rId23"/>
+                    <a:blip r:embed="rId25"/>
                     <a:stretch>
                       <a:fillRect/>
                     </a:stretch>
@@ -4870,7 +4956,7 @@
                     </pic:cNvPicPr>
                   </pic:nvPicPr>
                   <pic:blipFill>
-                    <a:blip r:embed="rId24"/>
+                    <a:blip r:embed="rId26"/>
                     <a:stretch>
                       <a:fillRect/>
                     </a:stretch>
@@ -4914,7 +5000,7 @@
                     </pic:cNvPicPr>
                   </pic:nvPicPr>
                   <pic:blipFill>
-                    <a:blip r:embed="rId25"/>
+                    <a:blip r:embed="rId27"/>
                     <a:stretch>
                       <a:fillRect/>
                     </a:stretch>
@@ -4958,7 +5044,7 @@
                     </pic:cNvPicPr>
                   </pic:nvPicPr>
                   <pic:blipFill>
-                    <a:blip r:embed="rId26"/>
+                    <a:blip r:embed="rId28"/>
                     <a:stretch>
                       <a:fillRect/>
                     </a:stretch>
@@ -5001,7 +5087,7 @@
                     </pic:cNvPicPr>
                   </pic:nvPicPr>
                   <pic:blipFill>
-                    <a:blip r:embed="rId27"/>
+                    <a:blip r:embed="rId29"/>
                     <a:stretch>
                       <a:fillRect/>
                     </a:stretch>
@@ -5107,7 +5193,7 @@
                     </pic:cNvPicPr>
                   </pic:nvPicPr>
                   <pic:blipFill>
-                    <a:blip r:embed="rId28"/>
+                    <a:blip r:embed="rId30"/>
                     <a:stretch>
                       <a:fillRect/>
                     </a:stretch>
@@ -5178,7 +5264,7 @@
                     </pic:cNvPicPr>
                   </pic:nvPicPr>
                   <pic:blipFill>
-                    <a:blip r:embed="rId29"/>
+                    <a:blip r:embed="rId31"/>
                     <a:stretch>
                       <a:fillRect/>
                     </a:stretch>
@@ -5253,7 +5339,7 @@
                     </pic:cNvPicPr>
                   </pic:nvPicPr>
                   <pic:blipFill>
-                    <a:blip r:embed="rId30"/>
+                    <a:blip r:embed="rId32"/>
                     <a:stretch>
                       <a:fillRect/>
                     </a:stretch>
@@ -5327,7 +5413,7 @@
                     </pic:cNvPicPr>
                   </pic:nvPicPr>
                   <pic:blipFill>
-                    <a:blip r:embed="rId31"/>
+                    <a:blip r:embed="rId33"/>
                     <a:stretch>
                       <a:fillRect/>
                     </a:stretch>
@@ -5395,7 +5481,7 @@
                     </pic:cNvPicPr>
                   </pic:nvPicPr>
                   <pic:blipFill>
-                    <a:blip r:embed="rId32"/>
+                    <a:blip r:embed="rId34"/>
                     <a:stretch>
                       <a:fillRect/>
                     </a:stretch>
@@ -5467,7 +5553,7 @@
                     </pic:cNvPicPr>
                   </pic:nvPicPr>
                   <pic:blipFill>
-                    <a:blip r:embed="rId33"/>
+                    <a:blip r:embed="rId35"/>
                     <a:stretch>
                       <a:fillRect/>
                     </a:stretch>
@@ -5551,7 +5637,7 @@
                     </pic:cNvPicPr>
                   </pic:nvPicPr>
                   <pic:blipFill>
-                    <a:blip r:embed="rId34"/>
+                    <a:blip r:embed="rId36"/>
                     <a:stretch>
                       <a:fillRect/>
                     </a:stretch>
@@ -5625,7 +5711,7 @@
                     </pic:cNvPicPr>
                   </pic:nvPicPr>
                   <pic:blipFill>
-                    <a:blip r:embed="rId35"/>
+                    <a:blip r:embed="rId37"/>
                     <a:stretch>
                       <a:fillRect/>
                     </a:stretch>
@@ -5699,7 +5785,7 @@
                     </pic:cNvPicPr>
                   </pic:nvPicPr>
                   <pic:blipFill>
-                    <a:blip r:embed="rId36"/>
+                    <a:blip r:embed="rId38"/>
                     <a:stretch>
                       <a:fillRect/>
                     </a:stretch>
@@ -5775,7 +5861,7 @@
                     </pic:cNvPicPr>
                   </pic:nvPicPr>
                   <pic:blipFill>
-                    <a:blip r:embed="rId37"/>
+                    <a:blip r:embed="rId39"/>
                     <a:stretch>
                       <a:fillRect/>
                     </a:stretch>
@@ -6777,6 +6863,44 @@
     </w:sectPr>
   </w:body>
 </w:document>
+</file>
+
+<file path=word/endnotes.xml><?xml version="1.0" encoding="utf-8"?>
+<w:endnotes xmlns:wpc="http://schemas.microsoft.com/office/word/2010/wordprocessingCanvas" xmlns:cx="http://schemas.microsoft.com/office/drawing/2014/chartex" xmlns:cx1="http://schemas.microsoft.com/office/drawing/2015/9/8/chartex" xmlns:cx2="http://schemas.microsoft.com/office/drawing/2015/10/21/chartex" xmlns:cx3="http://schemas.microsoft.com/office/drawing/2016/5/9/chartex" xmlns:cx4="http://schemas.microsoft.com/office/drawing/2016/5/10/chartex" xmlns:cx5="http://schemas.microsoft.com/office/drawing/2016/5/11/chartex" xmlns:cx6="http://schemas.microsoft.com/office/drawing/2016/5/12/chartex" xmlns:cx7="http://schemas.microsoft.com/office/drawing/2016/5/13/chartex" xmlns:cx8="http://schemas.microsoft.com/office/drawing/2016/5/14/chartex" xmlns:mc="http://schemas.openxmlformats.org/markup-compatibility/2006" xmlns:aink="http://schemas.microsoft.com/office/drawing/2016/ink" xmlns:am3d="http://schemas.microsoft.com/office/drawing/2017/model3d" xmlns:o="urn:schemas-microsoft-com:office:office" xmlns:oel="http://schemas.microsoft.com/office/2019/extlst" xmlns:r="http://schemas.openxmlformats.org/officeDocument/2006/relationships" xmlns:m="http://schemas.openxmlformats.org/officeDocument/2006/math" xmlns:v="urn:schemas-microsoft-com:vml" xmlns:wp14="http://schemas.microsoft.com/office/word/2010/wordprocessingDrawing" xmlns:wp="http://schemas.openxmlformats.org/drawingml/2006/wordprocessingDrawing" xmlns:w10="urn:schemas-microsoft-com:office:word" xmlns:w="http://schemas.openxmlformats.org/wordprocessingml/2006/main" xmlns:w14="http://schemas.microsoft.com/office/word/2010/wordml" xmlns:w15="http://schemas.microsoft.com/office/word/2012/wordml" xmlns:w16cex="http://schemas.microsoft.com/office/word/2018/wordml/cex" xmlns:w16cid="http://schemas.microsoft.com/office/word/2016/wordml/cid" xmlns:w16="http://schemas.microsoft.com/office/word/2018/wordml" xmlns:w16sdtdh="http://schemas.microsoft.com/office/word/2020/wordml/sdtdatahash" xmlns:w16se="http://schemas.microsoft.com/office/word/2015/wordml/symex" xmlns:wpg="http://schemas.microsoft.com/office/word/2010/wordprocessingGroup" xmlns:wpi="http://schemas.microsoft.com/office/word/2010/wordprocessingInk" xmlns:wne="http://schemas.microsoft.com/office/word/2006/wordml" xmlns:wps="http://schemas.microsoft.com/office/word/2010/wordprocessingShape" mc:Ignorable="w14 w15 w16se w16cid w16 w16cex w16sdtdh wp14">
+  <w:endnote w:type="separator" w:id="-1">
+    <w:p>
+      <w:r>
+        <w:separator/>
+      </w:r>
+    </w:p>
+  </w:endnote>
+  <w:endnote w:type="continuationSeparator" w:id="0">
+    <w:p>
+      <w:r>
+        <w:continuationSeparator/>
+      </w:r>
+    </w:p>
+  </w:endnote>
+</w:endnotes>
+</file>
+
+<file path=word/footnotes.xml><?xml version="1.0" encoding="utf-8"?>
+<w:footnotes xmlns:wpc="http://schemas.microsoft.com/office/word/2010/wordprocessingCanvas" xmlns:cx="http://schemas.microsoft.com/office/drawing/2014/chartex" xmlns:cx1="http://schemas.microsoft.com/office/drawing/2015/9/8/chartex" xmlns:cx2="http://schemas.microsoft.com/office/drawing/2015/10/21/chartex" xmlns:cx3="http://schemas.microsoft.com/office/drawing/2016/5/9/chartex" xmlns:cx4="http://schemas.microsoft.com/office/drawing/2016/5/10/chartex" xmlns:cx5="http://schemas.microsoft.com/office/drawing/2016/5/11/chartex" xmlns:cx6="http://schemas.microsoft.com/office/drawing/2016/5/12/chartex" xmlns:cx7="http://schemas.microsoft.com/office/drawing/2016/5/13/chartex" xmlns:cx8="http://schemas.microsoft.com/office/drawing/2016/5/14/chartex" xmlns:mc="http://schemas.openxmlformats.org/markup-compatibility/2006" xmlns:aink="http://schemas.microsoft.com/office/drawing/2016/ink" xmlns:am3d="http://schemas.microsoft.com/office/drawing/2017/model3d" xmlns:o="urn:schemas-microsoft-com:office:office" xmlns:oel="http://schemas.microsoft.com/office/2019/extlst" xmlns:r="http://schemas.openxmlformats.org/officeDocument/2006/relationships" xmlns:m="http://schemas.openxmlformats.org/officeDocument/2006/math" xmlns:v="urn:schemas-microsoft-com:vml" xmlns:wp14="http://schemas.microsoft.com/office/word/2010/wordprocessingDrawing" xmlns:wp="http://schemas.openxmlformats.org/drawingml/2006/wordprocessingDrawing" xmlns:w10="urn:schemas-microsoft-com:office:word" xmlns:w="http://schemas.openxmlformats.org/wordprocessingml/2006/main" xmlns:w14="http://schemas.microsoft.com/office/word/2010/wordml" xmlns:w15="http://schemas.microsoft.com/office/word/2012/wordml" xmlns:w16cex="http://schemas.microsoft.com/office/word/2018/wordml/cex" xmlns:w16cid="http://schemas.microsoft.com/office/word/2016/wordml/cid" xmlns:w16="http://schemas.microsoft.com/office/word/2018/wordml" xmlns:w16sdtdh="http://schemas.microsoft.com/office/word/2020/wordml/sdtdatahash" xmlns:w16se="http://schemas.microsoft.com/office/word/2015/wordml/symex" xmlns:wpg="http://schemas.microsoft.com/office/word/2010/wordprocessingGroup" xmlns:wpi="http://schemas.microsoft.com/office/word/2010/wordprocessingInk" xmlns:wne="http://schemas.microsoft.com/office/word/2006/wordml" xmlns:wps="http://schemas.microsoft.com/office/word/2010/wordprocessingShape" mc:Ignorable="w14 w15 w16se w16cid w16 w16cex w16sdtdh wp14">
+  <w:footnote w:type="separator" w:id="-1">
+    <w:p>
+      <w:r>
+        <w:separator/>
+      </w:r>
+    </w:p>
+  </w:footnote>
+  <w:footnote w:type="continuationSeparator" w:id="0">
+    <w:p>
+      <w:r>
+        <w:continuationSeparator/>
+      </w:r>
+    </w:p>
+  </w:footnote>
+</w:footnotes>
 </file>
 
 <file path=word/numbering.xml><?xml version="1.0" encoding="utf-8"?>
@@ -8169,10 +8293,6 @@
 </file>
 
 <file path=customXml/item1.xml><?xml version="1.0" encoding="utf-8"?>
-<b:Sources xmlns:b="http://schemas.openxmlformats.org/officeDocument/2006/bibliography" xmlns="http://schemas.openxmlformats.org/officeDocument/2006/bibliography" SelectedStyle="/APA.XSL" StyleName="APA"/>
-</file>
-
-<file path=customXml/item2.xml><?xml version="1.0" encoding="utf-8"?>
 <s:customData xmlns="http://www.wps.cn/officeDocument/2013/wpsCustomData" xmlns:s="http://www.wps.cn/officeDocument/2013/wpsCustomData">
   <customSectProps>
     <customSectPr/>
@@ -8183,18 +8303,22 @@
 </s:customData>
 </file>
 
+<file path=customXml/item2.xml><?xml version="1.0" encoding="utf-8"?>
+<b:Sources xmlns:b="http://schemas.openxmlformats.org/officeDocument/2006/bibliography" xmlns="http://schemas.openxmlformats.org/officeDocument/2006/bibliography" SelectedStyle="/APA.XSL" StyleName="APA"/>
+</file>
+
 <file path=customXml/itemProps1.xml><?xml version="1.0" encoding="utf-8"?>
+<ds:datastoreItem xmlns:ds="http://schemas.openxmlformats.org/officeDocument/2006/customXml" ds:itemID="{B1977F7D-205B-4081-913C-38D41E755F92}">
+  <ds:schemaRefs>
+    <ds:schemaRef ds:uri="http://www.wps.cn/officeDocument/2013/wpsCustomData"/>
+  </ds:schemaRefs>
+</ds:datastoreItem>
+</file>
+
+<file path=customXml/itemProps2.xml><?xml version="1.0" encoding="utf-8"?>
 <ds:datastoreItem xmlns:ds="http://schemas.openxmlformats.org/officeDocument/2006/customXml" ds:itemID="{B2FBA0E2-E691-42B8-9C63-0876F9AB6DDE}">
   <ds:schemaRefs>
     <ds:schemaRef ds:uri="http://schemas.openxmlformats.org/officeDocument/2006/bibliography"/>
   </ds:schemaRefs>
 </ds:datastoreItem>
-</file>
-
-<file path=customXml/itemProps2.xml><?xml version="1.0" encoding="utf-8"?>
-<ds:datastoreItem xmlns:ds="http://schemas.openxmlformats.org/officeDocument/2006/customXml" ds:itemID="{B1977F7D-205B-4081-913C-38D41E755F92}">
-  <ds:schemaRefs>
-    <ds:schemaRef ds:uri="http://www.wps.cn/officeDocument/2013/wpsCustomData"/>
-  </ds:schemaRefs>
-</ds:datastoreItem>
 </file>